--- a/06-random-allocation/text.docx
+++ b/06-random-allocation/text.docx
@@ -1281,23 +1281,7 @@
           <w:rFonts w:hint="cs"/>
           <w:rtl/>
         </w:rPr>
-        <w:t xml:space="preserve">שחקן זורק </w:t>
-      </w:r>
-      <w:proofErr w:type="spellStart"/>
-      <w:r>
-        <w:rPr>
-          <w:rFonts w:hint="cs"/>
-          <w:rtl/>
-        </w:rPr>
-        <w:t>קוביה</w:t>
-      </w:r>
-      <w:proofErr w:type="spellEnd"/>
-      <w:r>
-        <w:rPr>
-          <w:rFonts w:hint="cs"/>
-          <w:rtl/>
-        </w:rPr>
-        <w:t xml:space="preserve"> הוגנת, ומקבל </w:t>
+        <w:t xml:space="preserve">שחקן זורק קוביה הוגנת, ומקבל </w:t>
       </w:r>
       <w:r>
         <w:rPr>
@@ -1698,10 +1682,10 @@
             <v:path o:extrusionok="f" gradientshapeok="t" o:connecttype="rect"/>
             <o:lock v:ext="edit" aspectratio="t"/>
           </v:shapetype>
-          <v:shape id="_x0000_i1025" type="#_x0000_t75" alt="" style="width:181.5pt;height:21.5pt;mso-width-percent:0;mso-height-percent:0;mso-width-percent:0;mso-height-percent:0" o:ole="">
+          <v:shape id="_x0000_i1025" type="#_x0000_t75" alt="" style="width:181.7pt;height:21.45pt;mso-width-percent:0;mso-height-percent:0;mso-width-percent:0;mso-height-percent:0" o:ole="">
             <v:imagedata r:id="rId8" o:title=""/>
           </v:shape>
-          <o:OLEObject Type="Embed" ProgID="Equation.DSMT4" ShapeID="_x0000_i1025" DrawAspect="Content" ObjectID="_1808777156" r:id="rId9"/>
+          <o:OLEObject Type="Embed" ProgID="Equation.DSMT4" ShapeID="_x0000_i1025" DrawAspect="Content" ObjectID="_1826872625" r:id="rId9"/>
         </w:object>
       </w:r>
     </w:p>
@@ -1744,10 +1728,10 @@
           <w:position w:val="-16"/>
         </w:rPr>
         <w:object w:dxaOrig="4080" w:dyaOrig="420" w14:anchorId="6E50B69C">
-          <v:shape id="_x0000_i1026" type="#_x0000_t75" alt="" style="width:204.5pt;height:21.5pt;mso-width-percent:0;mso-height-percent:0;mso-width-percent:0;mso-height-percent:0" o:ole="">
+          <v:shape id="_x0000_i1026" type="#_x0000_t75" alt="" style="width:204.45pt;height:21.45pt;mso-width-percent:0;mso-height-percent:0;mso-width-percent:0;mso-height-percent:0" o:ole="">
             <v:imagedata r:id="rId10" o:title=""/>
           </v:shape>
-          <o:OLEObject Type="Embed" ProgID="Equation.DSMT4" ShapeID="_x0000_i1026" DrawAspect="Content" ObjectID="_1808777157" r:id="rId11"/>
+          <o:OLEObject Type="Embed" ProgID="Equation.DSMT4" ShapeID="_x0000_i1026" DrawAspect="Content" ObjectID="_1826872626" r:id="rId11"/>
         </w:object>
       </w:r>
     </w:p>
@@ -1903,6 +1887,7 @@
     </w:p>
     <w:p>
       <w:pPr>
+        <w:bidi w:val="0"/>
         <w:jc w:val="center"/>
       </w:pPr>
       <w:r>
@@ -1934,6 +1919,9 @@
       </w:r>
       <w:r>
         <w:t>(All)</w:t>
+      </w:r>
+      <w:r>
+        <w:t>/n</w:t>
       </w:r>
     </w:p>
     <w:p>
@@ -2191,10 +2179,10 @@
           <w:position w:val="-18"/>
         </w:rPr>
         <w:object w:dxaOrig="1060" w:dyaOrig="520" w14:anchorId="7653CAD4">
-          <v:shape id="_x0000_i1027" type="#_x0000_t75" alt="" style="width:52.5pt;height:26pt;mso-width-percent:0;mso-height-percent:0;mso-width-percent:0;mso-height-percent:0" o:ole="">
+          <v:shape id="_x0000_i1027" type="#_x0000_t75" alt="" style="width:52.7pt;height:26.15pt;mso-width-percent:0;mso-height-percent:0;mso-width-percent:0;mso-height-percent:0" o:ole="">
             <v:imagedata r:id="rId12" o:title=""/>
           </v:shape>
-          <o:OLEObject Type="Embed" ProgID="Equation.DSMT4" ShapeID="_x0000_i1027" DrawAspect="Content" ObjectID="_1808777158" r:id="rId13"/>
+          <o:OLEObject Type="Embed" ProgID="Equation.DSMT4" ShapeID="_x0000_i1027" DrawAspect="Content" ObjectID="_1826872627" r:id="rId13"/>
         </w:object>
       </w:r>
       <w:r>
@@ -2210,10 +2198,10 @@
           <w:position w:val="-18"/>
         </w:rPr>
         <w:object w:dxaOrig="1520" w:dyaOrig="520" w14:anchorId="4FDF07AC">
-          <v:shape id="_x0000_i1028" type="#_x0000_t75" alt="" style="width:76pt;height:26pt;mso-width-percent:0;mso-height-percent:0;mso-width-percent:0;mso-height-percent:0" o:ole="">
+          <v:shape id="_x0000_i1028" type="#_x0000_t75" alt="" style="width:75.85pt;height:26.15pt;mso-width-percent:0;mso-height-percent:0;mso-width-percent:0;mso-height-percent:0" o:ole="">
             <v:imagedata r:id="rId14" o:title=""/>
           </v:shape>
-          <o:OLEObject Type="Embed" ProgID="Equation.DSMT4" ShapeID="_x0000_i1028" DrawAspect="Content" ObjectID="_1808777159" r:id="rId15"/>
+          <o:OLEObject Type="Embed" ProgID="Equation.DSMT4" ShapeID="_x0000_i1028" DrawAspect="Content" ObjectID="_1826872628" r:id="rId15"/>
         </w:object>
       </w:r>
       <w:r>
@@ -2266,10 +2254,10 @@
           <w:position w:val="-18"/>
         </w:rPr>
         <w:object w:dxaOrig="600" w:dyaOrig="499" w14:anchorId="072E360A">
-          <v:shape id="_x0000_i1029" type="#_x0000_t75" alt="" style="width:30pt;height:25pt;mso-width-percent:0;mso-height-percent:0;mso-width-percent:0;mso-height-percent:0" o:ole="">
+          <v:shape id="_x0000_i1029" type="#_x0000_t75" alt="" style="width:30pt;height:24.85pt;mso-width-percent:0;mso-height-percent:0;mso-width-percent:0;mso-height-percent:0" o:ole="">
             <v:imagedata r:id="rId16" o:title=""/>
           </v:shape>
-          <o:OLEObject Type="Embed" ProgID="Equation.DSMT4" ShapeID="_x0000_i1029" DrawAspect="Content" ObjectID="_1808777160" r:id="rId17"/>
+          <o:OLEObject Type="Embed" ProgID="Equation.DSMT4" ShapeID="_x0000_i1029" DrawAspect="Content" ObjectID="_1826872629" r:id="rId17"/>
         </w:object>
       </w:r>
       <w:r>
@@ -2346,10 +2334,10 @@
           <w:position w:val="-16"/>
         </w:rPr>
         <w:object w:dxaOrig="4099" w:dyaOrig="420" w14:anchorId="4C3E9217">
-          <v:shape id="_x0000_i1030" type="#_x0000_t75" alt="" style="width:206pt;height:21.5pt;mso-width-percent:0;mso-height-percent:0;mso-width-percent:0;mso-height-percent:0" o:ole="">
+          <v:shape id="_x0000_i1030" type="#_x0000_t75" alt="" style="width:206.15pt;height:21.45pt;mso-width-percent:0;mso-height-percent:0;mso-width-percent:0;mso-height-percent:0" o:ole="">
             <v:imagedata r:id="rId18" o:title=""/>
           </v:shape>
-          <o:OLEObject Type="Embed" ProgID="Equation.DSMT4" ShapeID="_x0000_i1030" DrawAspect="Content" ObjectID="_1808777161" r:id="rId19"/>
+          <o:OLEObject Type="Embed" ProgID="Equation.DSMT4" ShapeID="_x0000_i1030" DrawAspect="Content" ObjectID="_1826872630" r:id="rId19"/>
         </w:object>
       </w:r>
     </w:p>
@@ -2397,10 +2385,10 @@
           <w:position w:val="-16"/>
         </w:rPr>
         <w:object w:dxaOrig="3600" w:dyaOrig="420" w14:anchorId="74F7B718">
-          <v:shape id="_x0000_i1031" type="#_x0000_t75" alt="" style="width:180pt;height:21.5pt;mso-width-percent:0;mso-height-percent:0;mso-width-percent:0;mso-height-percent:0" o:ole="">
+          <v:shape id="_x0000_i1031" type="#_x0000_t75" alt="" style="width:180pt;height:21.45pt;mso-width-percent:0;mso-height-percent:0;mso-width-percent:0;mso-height-percent:0" o:ole="">
             <v:imagedata r:id="rId20" o:title=""/>
           </v:shape>
-          <o:OLEObject Type="Embed" ProgID="Equation.DSMT4" ShapeID="_x0000_i1031" DrawAspect="Content" ObjectID="_1808777162" r:id="rId21"/>
+          <o:OLEObject Type="Embed" ProgID="Equation.DSMT4" ShapeID="_x0000_i1031" DrawAspect="Content" ObjectID="_1826872631" r:id="rId21"/>
         </w:object>
       </w:r>
     </w:p>
@@ -2457,10 +2445,10 @@
           <w:position w:val="-12"/>
         </w:rPr>
         <w:object w:dxaOrig="1640" w:dyaOrig="340" w14:anchorId="3F163821">
-          <v:shape id="_x0000_i1032" type="#_x0000_t75" alt="" style="width:82pt;height:16.5pt;mso-width-percent:0;mso-height-percent:0;mso-width-percent:0;mso-height-percent:0" o:ole="">
+          <v:shape id="_x0000_i1032" type="#_x0000_t75" alt="" style="width:81.85pt;height:16.7pt;mso-width-percent:0;mso-height-percent:0;mso-width-percent:0;mso-height-percent:0" o:ole="">
             <v:imagedata r:id="rId22" o:title=""/>
           </v:shape>
-          <o:OLEObject Type="Embed" ProgID="Equation.DSMT4" ShapeID="_x0000_i1032" DrawAspect="Content" ObjectID="_1808777163" r:id="rId23"/>
+          <o:OLEObject Type="Embed" ProgID="Equation.DSMT4" ShapeID="_x0000_i1032" DrawAspect="Content" ObjectID="_1826872632" r:id="rId23"/>
         </w:object>
       </w:r>
       <w:r>
@@ -2476,10 +2464,10 @@
           <w:position w:val="-12"/>
         </w:rPr>
         <w:object w:dxaOrig="1740" w:dyaOrig="340" w14:anchorId="0D940588">
-          <v:shape id="_x0000_i1033" type="#_x0000_t75" alt="" style="width:88pt;height:16.5pt;mso-width-percent:0;mso-height-percent:0;mso-width-percent:0;mso-height-percent:0" o:ole="">
+          <v:shape id="_x0000_i1033" type="#_x0000_t75" alt="" style="width:87.85pt;height:16.7pt;mso-width-percent:0;mso-height-percent:0;mso-width-percent:0;mso-height-percent:0" o:ole="">
             <v:imagedata r:id="rId24" o:title=""/>
           </v:shape>
-          <o:OLEObject Type="Embed" ProgID="Equation.DSMT4" ShapeID="_x0000_i1033" DrawAspect="Content" ObjectID="_1808777164" r:id="rId25"/>
+          <o:OLEObject Type="Embed" ProgID="Equation.DSMT4" ShapeID="_x0000_i1033" DrawAspect="Content" ObjectID="_1826872633" r:id="rId25"/>
         </w:object>
       </w:r>
       <w:r>
@@ -2538,10 +2526,10 @@
           <w:position w:val="-18"/>
         </w:rPr>
         <w:object w:dxaOrig="1260" w:dyaOrig="499" w14:anchorId="71EB9611">
-          <v:shape id="_x0000_i1034" type="#_x0000_t75" alt="" style="width:63pt;height:25pt;mso-width-percent:0;mso-height-percent:0;mso-width-percent:0;mso-height-percent:0" o:ole="">
+          <v:shape id="_x0000_i1034" type="#_x0000_t75" alt="" style="width:63pt;height:24.85pt;mso-width-percent:0;mso-height-percent:0;mso-width-percent:0;mso-height-percent:0" o:ole="">
             <v:imagedata r:id="rId26" o:title=""/>
           </v:shape>
-          <o:OLEObject Type="Embed" ProgID="Equation.DSMT4" ShapeID="_x0000_i1034" DrawAspect="Content" ObjectID="_1808777165" r:id="rId27"/>
+          <o:OLEObject Type="Embed" ProgID="Equation.DSMT4" ShapeID="_x0000_i1034" DrawAspect="Content" ObjectID="_1826872634" r:id="rId27"/>
         </w:object>
       </w:r>
       <w:r>
@@ -3098,10 +3086,10 @@
           <w:position w:val="-18"/>
         </w:rPr>
         <w:object w:dxaOrig="1560" w:dyaOrig="560" w14:anchorId="76F4FA56">
-          <v:shape id="_x0000_i1035" type="#_x0000_t75" alt="" style="width:78pt;height:28pt;mso-width-percent:0;mso-height-percent:0;mso-width-percent:0;mso-height-percent:0" o:ole="">
+          <v:shape id="_x0000_i1035" type="#_x0000_t75" alt="" style="width:78pt;height:27.85pt;mso-width-percent:0;mso-height-percent:0;mso-width-percent:0;mso-height-percent:0" o:ole="">
             <v:imagedata r:id="rId28" o:title=""/>
           </v:shape>
-          <o:OLEObject Type="Embed" ProgID="Equation.DSMT4" ShapeID="_x0000_i1035" DrawAspect="Content" ObjectID="_1808777166" r:id="rId29"/>
+          <o:OLEObject Type="Embed" ProgID="Equation.DSMT4" ShapeID="_x0000_i1035" DrawAspect="Content" ObjectID="_1826872635" r:id="rId29"/>
         </w:object>
       </w:r>
       <w:r>
@@ -3134,10 +3122,10 @@
           <w:position w:val="-32"/>
         </w:rPr>
         <w:object w:dxaOrig="2820" w:dyaOrig="580" w14:anchorId="5C4D2D13">
-          <v:shape id="_x0000_i1036" type="#_x0000_t75" alt="" style="width:141pt;height:29pt;mso-width-percent:0;mso-height-percent:0;mso-width-percent:0;mso-height-percent:0" o:ole="">
+          <v:shape id="_x0000_i1036" type="#_x0000_t75" alt="" style="width:141pt;height:29.15pt;mso-width-percent:0;mso-height-percent:0;mso-width-percent:0;mso-height-percent:0" o:ole="">
             <v:imagedata r:id="rId30" o:title=""/>
           </v:shape>
-          <o:OLEObject Type="Embed" ProgID="Equation.DSMT4" ShapeID="_x0000_i1036" DrawAspect="Content" ObjectID="_1808777167" r:id="rId31"/>
+          <o:OLEObject Type="Embed" ProgID="Equation.DSMT4" ShapeID="_x0000_i1036" DrawAspect="Content" ObjectID="_1826872636" r:id="rId31"/>
         </w:object>
       </w:r>
     </w:p>
@@ -3156,10 +3144,10 @@
           <w:position w:val="-32"/>
         </w:rPr>
         <w:object w:dxaOrig="1960" w:dyaOrig="700" w14:anchorId="4F61B081">
-          <v:shape id="_x0000_i1037" type="#_x0000_t75" alt="" style="width:98pt;height:35.5pt;mso-width-percent:0;mso-height-percent:0;mso-width-percent:0;mso-height-percent:0" o:ole="">
+          <v:shape id="_x0000_i1037" type="#_x0000_t75" alt="" style="width:98.15pt;height:35.55pt;mso-width-percent:0;mso-height-percent:0;mso-width-percent:0;mso-height-percent:0" o:ole="">
             <v:imagedata r:id="rId32" o:title=""/>
           </v:shape>
-          <o:OLEObject Type="Embed" ProgID="Equation.DSMT4" ShapeID="_x0000_i1037" DrawAspect="Content" ObjectID="_1808777168" r:id="rId33"/>
+          <o:OLEObject Type="Embed" ProgID="Equation.DSMT4" ShapeID="_x0000_i1037" DrawAspect="Content" ObjectID="_1826872637" r:id="rId33"/>
         </w:object>
       </w:r>
     </w:p>
@@ -3178,10 +3166,10 @@
           <w:position w:val="-32"/>
         </w:rPr>
         <w:object w:dxaOrig="1980" w:dyaOrig="700" w14:anchorId="6F2624E2">
-          <v:shape id="_x0000_i1038" type="#_x0000_t75" alt="" style="width:98.5pt;height:35.5pt;mso-width-percent:0;mso-height-percent:0;mso-width-percent:0;mso-height-percent:0" o:ole="">
+          <v:shape id="_x0000_i1038" type="#_x0000_t75" alt="" style="width:98.55pt;height:35.55pt;mso-width-percent:0;mso-height-percent:0;mso-width-percent:0;mso-height-percent:0" o:ole="">
             <v:imagedata r:id="rId34" o:title=""/>
           </v:shape>
-          <o:OLEObject Type="Embed" ProgID="Equation.DSMT4" ShapeID="_x0000_i1038" DrawAspect="Content" ObjectID="_1808777169" r:id="rId35"/>
+          <o:OLEObject Type="Embed" ProgID="Equation.DSMT4" ShapeID="_x0000_i1038" DrawAspect="Content" ObjectID="_1826872638" r:id="rId35"/>
         </w:object>
       </w:r>
     </w:p>
@@ -3201,10 +3189,10 @@
           <w:position w:val="-18"/>
         </w:rPr>
         <w:object w:dxaOrig="1160" w:dyaOrig="560" w14:anchorId="028A4772">
-          <v:shape id="_x0000_i1039" type="#_x0000_t75" alt="" style="width:58pt;height:28pt;mso-width-percent:0;mso-height-percent:0;mso-width-percent:0;mso-height-percent:0" o:ole="">
+          <v:shape id="_x0000_i1039" type="#_x0000_t75" alt="" style="width:57.85pt;height:27.85pt;mso-width-percent:0;mso-height-percent:0;mso-width-percent:0;mso-height-percent:0" o:ole="">
             <v:imagedata r:id="rId36" o:title=""/>
           </v:shape>
-          <o:OLEObject Type="Embed" ProgID="Equation.DSMT4" ShapeID="_x0000_i1039" DrawAspect="Content" ObjectID="_1808777170" r:id="rId37"/>
+          <o:OLEObject Type="Embed" ProgID="Equation.DSMT4" ShapeID="_x0000_i1039" DrawAspect="Content" ObjectID="_1826872639" r:id="rId37"/>
         </w:object>
       </w:r>
     </w:p>
@@ -3242,10 +3230,10 @@
           <w:position w:val="-18"/>
         </w:rPr>
         <w:object w:dxaOrig="780" w:dyaOrig="560" w14:anchorId="4F6619FC">
-          <v:shape id="_x0000_i1040" type="#_x0000_t75" alt="" style="width:39.5pt;height:28pt;mso-width-percent:0;mso-height-percent:0;mso-width-percent:0;mso-height-percent:0" o:ole="">
+          <v:shape id="_x0000_i1040" type="#_x0000_t75" alt="" style="width:39.45pt;height:27.85pt;mso-width-percent:0;mso-height-percent:0;mso-width-percent:0;mso-height-percent:0" o:ole="">
             <v:imagedata r:id="rId38" o:title=""/>
           </v:shape>
-          <o:OLEObject Type="Embed" ProgID="Equation.DSMT4" ShapeID="_x0000_i1040" DrawAspect="Content" ObjectID="_1808777171" r:id="rId39"/>
+          <o:OLEObject Type="Embed" ProgID="Equation.DSMT4" ShapeID="_x0000_i1040" DrawAspect="Content" ObjectID="_1826872640" r:id="rId39"/>
         </w:object>
       </w:r>
       <w:r>
@@ -3362,10 +3350,10 @@
           <w:position w:val="-16"/>
         </w:rPr>
         <w:object w:dxaOrig="1440" w:dyaOrig="420" w14:anchorId="039E543F">
-          <v:shape id="_x0000_i1041" type="#_x0000_t75" alt="" style="width:1in;height:21.5pt;mso-width-percent:0;mso-height-percent:0;mso-width-percent:0;mso-height-percent:0" o:ole="">
+          <v:shape id="_x0000_i1041" type="#_x0000_t75" alt="" style="width:1in;height:21.45pt;mso-width-percent:0;mso-height-percent:0;mso-width-percent:0;mso-height-percent:0" o:ole="">
             <v:imagedata r:id="rId40" o:title=""/>
           </v:shape>
-          <o:OLEObject Type="Embed" ProgID="Equation.DSMT4" ShapeID="_x0000_i1041" DrawAspect="Content" ObjectID="_1808777172" r:id="rId41"/>
+          <o:OLEObject Type="Embed" ProgID="Equation.DSMT4" ShapeID="_x0000_i1041" DrawAspect="Content" ObjectID="_1826872641" r:id="rId41"/>
         </w:object>
       </w:r>
       <w:r>
@@ -3411,10 +3399,10 @@
           <w:position w:val="-32"/>
         </w:rPr>
         <w:object w:dxaOrig="2820" w:dyaOrig="580" w14:anchorId="5DB2F75B">
-          <v:shape id="_x0000_i1042" type="#_x0000_t75" alt="" style="width:141pt;height:29pt;mso-width-percent:0;mso-height-percent:0;mso-width-percent:0;mso-height-percent:0" o:ole="">
+          <v:shape id="_x0000_i1042" type="#_x0000_t75" alt="" style="width:141pt;height:29.15pt;mso-width-percent:0;mso-height-percent:0;mso-width-percent:0;mso-height-percent:0" o:ole="">
             <v:imagedata r:id="rId42" o:title=""/>
           </v:shape>
-          <o:OLEObject Type="Embed" ProgID="Equation.DSMT4" ShapeID="_x0000_i1042" DrawAspect="Content" ObjectID="_1808777173" r:id="rId43"/>
+          <o:OLEObject Type="Embed" ProgID="Equation.DSMT4" ShapeID="_x0000_i1042" DrawAspect="Content" ObjectID="_1826872642" r:id="rId43"/>
         </w:object>
       </w:r>
     </w:p>
@@ -3433,10 +3421,10 @@
           <w:position w:val="-32"/>
         </w:rPr>
         <w:object w:dxaOrig="1840" w:dyaOrig="580" w14:anchorId="47FC4F94">
-          <v:shape id="_x0000_i1043" type="#_x0000_t75" alt="" style="width:92pt;height:29pt;mso-width-percent:0;mso-height-percent:0;mso-width-percent:0;mso-height-percent:0" o:ole="">
+          <v:shape id="_x0000_i1043" type="#_x0000_t75" alt="" style="width:92.15pt;height:29.15pt;mso-width-percent:0;mso-height-percent:0;mso-width-percent:0;mso-height-percent:0" o:ole="">
             <v:imagedata r:id="rId44" o:title=""/>
           </v:shape>
-          <o:OLEObject Type="Embed" ProgID="Equation.DSMT4" ShapeID="_x0000_i1043" DrawAspect="Content" ObjectID="_1808777174" r:id="rId45"/>
+          <o:OLEObject Type="Embed" ProgID="Equation.DSMT4" ShapeID="_x0000_i1043" DrawAspect="Content" ObjectID="_1826872643" r:id="rId45"/>
         </w:object>
       </w:r>
     </w:p>
@@ -3455,10 +3443,10 @@
           <w:position w:val="-32"/>
         </w:rPr>
         <w:object w:dxaOrig="1300" w:dyaOrig="600" w14:anchorId="7F8777F8">
-          <v:shape id="_x0000_i1044" type="#_x0000_t75" alt="" style="width:65pt;height:30pt;mso-width-percent:0;mso-height-percent:0;mso-width-percent:0;mso-height-percent:0" o:ole="">
+          <v:shape id="_x0000_i1044" type="#_x0000_t75" alt="" style="width:65.15pt;height:30pt;mso-width-percent:0;mso-height-percent:0;mso-width-percent:0;mso-height-percent:0" o:ole="">
             <v:imagedata r:id="rId46" o:title=""/>
           </v:shape>
-          <o:OLEObject Type="Embed" ProgID="Equation.DSMT4" ShapeID="_x0000_i1044" DrawAspect="Content" ObjectID="_1808777175" r:id="rId47"/>
+          <o:OLEObject Type="Embed" ProgID="Equation.DSMT4" ShapeID="_x0000_i1044" DrawAspect="Content" ObjectID="_1826872644" r:id="rId47"/>
         </w:object>
       </w:r>
       <w:r>
@@ -5519,10 +5507,10 @@
           <w:position w:val="-14"/>
         </w:rPr>
         <w:object w:dxaOrig="1060" w:dyaOrig="340" w14:anchorId="48B645F5">
-          <v:shape id="_x0000_i1045" type="#_x0000_t75" alt="" style="width:52.5pt;height:16.5pt;mso-width-percent:0;mso-height-percent:0;mso-width-percent:0;mso-height-percent:0" o:ole="">
+          <v:shape id="_x0000_i1045" type="#_x0000_t75" alt="" style="width:52.7pt;height:16.7pt;mso-width-percent:0;mso-height-percent:0;mso-width-percent:0;mso-height-percent:0" o:ole="">
             <v:imagedata r:id="rId48" o:title=""/>
           </v:shape>
-          <o:OLEObject Type="Embed" ProgID="Equation.DSMT4" ShapeID="_x0000_i1045" DrawAspect="Content" ObjectID="_1808777176" r:id="rId49"/>
+          <o:OLEObject Type="Embed" ProgID="Equation.DSMT4" ShapeID="_x0000_i1045" DrawAspect="Content" ObjectID="_1826872645" r:id="rId49"/>
         </w:object>
       </w:r>
       <w:r>
@@ -5550,10 +5538,10 @@
           <w:position w:val="-28"/>
         </w:rPr>
         <w:object w:dxaOrig="960" w:dyaOrig="520" w14:anchorId="087B6B2D">
-          <v:shape id="_x0000_i1046" type="#_x0000_t75" alt="" style="width:47.5pt;height:26pt;mso-width-percent:0;mso-height-percent:0;mso-width-percent:0;mso-height-percent:0" o:ole="">
+          <v:shape id="_x0000_i1046" type="#_x0000_t75" alt="" style="width:47.55pt;height:26.15pt;mso-width-percent:0;mso-height-percent:0;mso-width-percent:0;mso-height-percent:0" o:ole="">
             <v:imagedata r:id="rId50" o:title=""/>
           </v:shape>
-          <o:OLEObject Type="Embed" ProgID="Equation.DSMT4" ShapeID="_x0000_i1046" DrawAspect="Content" ObjectID="_1808777177" r:id="rId51"/>
+          <o:OLEObject Type="Embed" ProgID="Equation.DSMT4" ShapeID="_x0000_i1046" DrawAspect="Content" ObjectID="_1826872646" r:id="rId51"/>
         </w:object>
       </w:r>
       <w:r>
@@ -5578,10 +5566,10 @@
           <w:position w:val="-32"/>
         </w:rPr>
         <w:object w:dxaOrig="1440" w:dyaOrig="560" w14:anchorId="44F9B940">
-          <v:shape id="_x0000_i1047" type="#_x0000_t75" alt="" style="width:1in;height:28pt;mso-width-percent:0;mso-height-percent:0;mso-width-percent:0;mso-height-percent:0" o:ole="">
+          <v:shape id="_x0000_i1047" type="#_x0000_t75" alt="" style="width:1in;height:27.85pt;mso-width-percent:0;mso-height-percent:0;mso-width-percent:0;mso-height-percent:0" o:ole="">
             <v:imagedata r:id="rId52" o:title=""/>
           </v:shape>
-          <o:OLEObject Type="Embed" ProgID="Equation.DSMT4" ShapeID="_x0000_i1047" DrawAspect="Content" ObjectID="_1808777178" r:id="rId53"/>
+          <o:OLEObject Type="Embed" ProgID="Equation.DSMT4" ShapeID="_x0000_i1047" DrawAspect="Content" ObjectID="_1826872647" r:id="rId53"/>
         </w:object>
       </w:r>
       <w:r>
@@ -5635,10 +5623,10 @@
           <w:position w:val="-14"/>
         </w:rPr>
         <w:object w:dxaOrig="360" w:dyaOrig="340" w14:anchorId="6478D3FD">
-          <v:shape id="_x0000_i1048" type="#_x0000_t75" alt="" style="width:18.5pt;height:16.5pt;mso-width-percent:0;mso-height-percent:0;mso-width-percent:0;mso-height-percent:0" o:ole="">
+          <v:shape id="_x0000_i1048" type="#_x0000_t75" alt="" style="width:18.45pt;height:16.7pt;mso-width-percent:0;mso-height-percent:0;mso-width-percent:0;mso-height-percent:0" o:ole="">
             <v:imagedata r:id="rId54" o:title=""/>
           </v:shape>
-          <o:OLEObject Type="Embed" ProgID="Equation.DSMT4" ShapeID="_x0000_i1048" DrawAspect="Content" ObjectID="_1808777179" r:id="rId55"/>
+          <o:OLEObject Type="Embed" ProgID="Equation.DSMT4" ShapeID="_x0000_i1048" DrawAspect="Content" ObjectID="_1826872648" r:id="rId55"/>
         </w:object>
       </w:r>
       <w:r>
@@ -5754,10 +5742,10 @@
           <w:position w:val="-14"/>
         </w:rPr>
         <w:object w:dxaOrig="360" w:dyaOrig="340" w14:anchorId="3FE0D872">
-          <v:shape id="_x0000_i1049" type="#_x0000_t75" alt="" style="width:18.5pt;height:16.5pt;mso-width-percent:0;mso-height-percent:0;mso-width-percent:0;mso-height-percent:0" o:ole="">
+          <v:shape id="_x0000_i1049" type="#_x0000_t75" alt="" style="width:18.45pt;height:16.7pt;mso-width-percent:0;mso-height-percent:0;mso-width-percent:0;mso-height-percent:0" o:ole="">
             <v:imagedata r:id="rId56" o:title=""/>
           </v:shape>
-          <o:OLEObject Type="Embed" ProgID="Equation.DSMT4" ShapeID="_x0000_i1049" DrawAspect="Content" ObjectID="_1808777180" r:id="rId57"/>
+          <o:OLEObject Type="Embed" ProgID="Equation.DSMT4" ShapeID="_x0000_i1049" DrawAspect="Content" ObjectID="_1826872649" r:id="rId57"/>
         </w:object>
       </w:r>
       <w:r>
@@ -5830,10 +5818,10 @@
           <w:position w:val="-14"/>
         </w:rPr>
         <w:object w:dxaOrig="360" w:dyaOrig="340" w14:anchorId="29610279">
-          <v:shape id="_x0000_i1050" type="#_x0000_t75" alt="" style="width:18.5pt;height:16.5pt;mso-width-percent:0;mso-height-percent:0;mso-width-percent:0;mso-height-percent:0" o:ole="">
+          <v:shape id="_x0000_i1050" type="#_x0000_t75" alt="" style="width:18.45pt;height:16.7pt;mso-width-percent:0;mso-height-percent:0;mso-width-percent:0;mso-height-percent:0" o:ole="">
             <v:imagedata r:id="rId58" o:title=""/>
           </v:shape>
-          <o:OLEObject Type="Embed" ProgID="Equation.DSMT4" ShapeID="_x0000_i1050" DrawAspect="Content" ObjectID="_1808777181" r:id="rId59"/>
+          <o:OLEObject Type="Embed" ProgID="Equation.DSMT4" ShapeID="_x0000_i1050" DrawAspect="Content" ObjectID="_1826872650" r:id="rId59"/>
         </w:object>
       </w:r>
       <w:r>
@@ -5856,10 +5844,10 @@
           <w:position w:val="-14"/>
         </w:rPr>
         <w:object w:dxaOrig="2640" w:dyaOrig="340" w14:anchorId="073151BD">
-          <v:shape id="_x0000_i1051" type="#_x0000_t75" alt="" style="width:132.5pt;height:16.5pt;mso-width-percent:0;mso-height-percent:0;mso-width-percent:0;mso-height-percent:0" o:ole="">
+          <v:shape id="_x0000_i1051" type="#_x0000_t75" alt="" style="width:132.45pt;height:16.7pt;mso-width-percent:0;mso-height-percent:0;mso-width-percent:0;mso-height-percent:0" o:ole="">
             <v:imagedata r:id="rId60" o:title=""/>
           </v:shape>
-          <o:OLEObject Type="Embed" ProgID="Equation.DSMT4" ShapeID="_x0000_i1051" DrawAspect="Content" ObjectID="_1808777182" r:id="rId61"/>
+          <o:OLEObject Type="Embed" ProgID="Equation.DSMT4" ShapeID="_x0000_i1051" DrawAspect="Content" ObjectID="_1826872651" r:id="rId61"/>
         </w:object>
       </w:r>
       <w:r>
@@ -6659,7 +6647,23 @@
           <w:rFonts w:hint="cs"/>
           <w:rtl/>
         </w:rPr>
-        <w:t xml:space="preserve"> בדרך־כלל קבועים מראש</w:t>
+        <w:t xml:space="preserve"> </w:t>
+      </w:r>
+      <w:proofErr w:type="spellStart"/>
+      <w:r>
+        <w:rPr>
+          <w:rFonts w:hint="cs"/>
+          <w:rtl/>
+        </w:rPr>
+        <w:t>בדרך־כלל</w:t>
+      </w:r>
+      <w:proofErr w:type="spellEnd"/>
+      <w:r>
+        <w:rPr>
+          <w:rFonts w:hint="cs"/>
+          <w:rtl/>
+        </w:rPr>
+        <w:t xml:space="preserve"> קבועים מראש</w:t>
       </w:r>
       <w:r>
         <w:rPr>
@@ -6880,10 +6884,10 @@
           <w:position w:val="-14"/>
         </w:rPr>
         <w:object w:dxaOrig="1060" w:dyaOrig="340" w14:anchorId="6E73ACD3">
-          <v:shape id="_x0000_i1052" type="#_x0000_t75" alt="" style="width:52.5pt;height:16.5pt;mso-width-percent:0;mso-height-percent:0;mso-width-percent:0;mso-height-percent:0" o:ole="">
+          <v:shape id="_x0000_i1052" type="#_x0000_t75" alt="" style="width:52.7pt;height:16.7pt;mso-width-percent:0;mso-height-percent:0;mso-width-percent:0;mso-height-percent:0" o:ole="">
             <v:imagedata r:id="rId62" o:title=""/>
           </v:shape>
-          <o:OLEObject Type="Embed" ProgID="Equation.DSMT4" ShapeID="_x0000_i1052" DrawAspect="Content" ObjectID="_1808777183" r:id="rId63"/>
+          <o:OLEObject Type="Embed" ProgID="Equation.DSMT4" ShapeID="_x0000_i1052" DrawAspect="Content" ObjectID="_1826872652" r:id="rId63"/>
         </w:object>
       </w:r>
       <w:r>
@@ -6911,10 +6915,10 @@
           <w:position w:val="-28"/>
         </w:rPr>
         <w:object w:dxaOrig="960" w:dyaOrig="520" w14:anchorId="2BA7D1CB">
-          <v:shape id="_x0000_i1053" type="#_x0000_t75" alt="" style="width:47.5pt;height:26pt;mso-width-percent:0;mso-height-percent:0;mso-width-percent:0;mso-height-percent:0" o:ole="">
+          <v:shape id="_x0000_i1053" type="#_x0000_t75" alt="" style="width:47.55pt;height:26.15pt;mso-width-percent:0;mso-height-percent:0;mso-width-percent:0;mso-height-percent:0" o:ole="">
             <v:imagedata r:id="rId64" o:title=""/>
           </v:shape>
-          <o:OLEObject Type="Embed" ProgID="Equation.DSMT4" ShapeID="_x0000_i1053" DrawAspect="Content" ObjectID="_1808777184" r:id="rId65"/>
+          <o:OLEObject Type="Embed" ProgID="Equation.DSMT4" ShapeID="_x0000_i1053" DrawAspect="Content" ObjectID="_1826872653" r:id="rId65"/>
         </w:object>
       </w:r>
       <w:r>
@@ -6948,10 +6952,10 @@
           <w:position w:val="-32"/>
         </w:rPr>
         <w:object w:dxaOrig="960" w:dyaOrig="560" w14:anchorId="7021E6C3">
-          <v:shape id="_x0000_i1054" type="#_x0000_t75" alt="" style="width:47.5pt;height:28pt;mso-width-percent:0;mso-height-percent:0;mso-width-percent:0;mso-height-percent:0" o:ole="">
+          <v:shape id="_x0000_i1054" type="#_x0000_t75" alt="" style="width:47.55pt;height:27.85pt;mso-width-percent:0;mso-height-percent:0;mso-width-percent:0;mso-height-percent:0" o:ole="">
             <v:imagedata r:id="rId66" o:title=""/>
           </v:shape>
-          <o:OLEObject Type="Embed" ProgID="Equation.DSMT4" ShapeID="_x0000_i1054" DrawAspect="Content" ObjectID="_1808777185" r:id="rId67"/>
+          <o:OLEObject Type="Embed" ProgID="Equation.DSMT4" ShapeID="_x0000_i1054" DrawAspect="Content" ObjectID="_1826872654" r:id="rId67"/>
         </w:object>
       </w:r>
       <w:r>
@@ -6984,10 +6988,10 @@
           <w:position w:val="-32"/>
         </w:rPr>
         <w:object w:dxaOrig="1440" w:dyaOrig="560" w14:anchorId="53873A9B">
-          <v:shape id="_x0000_i1055" type="#_x0000_t75" alt="" style="width:1in;height:28pt;mso-width-percent:0;mso-height-percent:0;mso-width-percent:0;mso-height-percent:0" o:ole="">
+          <v:shape id="_x0000_i1055" type="#_x0000_t75" alt="" style="width:1in;height:27.85pt;mso-width-percent:0;mso-height-percent:0;mso-width-percent:0;mso-height-percent:0" o:ole="">
             <v:imagedata r:id="rId68" o:title=""/>
           </v:shape>
-          <o:OLEObject Type="Embed" ProgID="Equation.DSMT4" ShapeID="_x0000_i1055" DrawAspect="Content" ObjectID="_1808777186" r:id="rId69"/>
+          <o:OLEObject Type="Embed" ProgID="Equation.DSMT4" ShapeID="_x0000_i1055" DrawAspect="Content" ObjectID="_1826872655" r:id="rId69"/>
         </w:object>
       </w:r>
       <w:r>
@@ -12595,10 +12599,10 @@
           <w:position w:val="-6"/>
         </w:rPr>
         <w:object w:dxaOrig="460" w:dyaOrig="260" w14:anchorId="2BAC2A85">
-          <v:shape id="_x0000_i1056" type="#_x0000_t75" alt="" style="width:23.5pt;height:13.5pt;mso-width-percent:0;mso-height-percent:0;mso-width-percent:0;mso-height-percent:0" o:ole="">
+          <v:shape id="_x0000_i1056" type="#_x0000_t75" alt="" style="width:23.55pt;height:13.3pt;mso-width-percent:0;mso-height-percent:0;mso-width-percent:0;mso-height-percent:0" o:ole="">
             <v:imagedata r:id="rId70" o:title=""/>
           </v:shape>
-          <o:OLEObject Type="Embed" ProgID="Equation.DSMT4" ShapeID="_x0000_i1056" DrawAspect="Content" ObjectID="_1808777187" r:id="rId71"/>
+          <o:OLEObject Type="Embed" ProgID="Equation.DSMT4" ShapeID="_x0000_i1056" DrawAspect="Content" ObjectID="_1826872656" r:id="rId71"/>
         </w:object>
       </w:r>
       <w:r>
@@ -12645,10 +12649,10 @@
           <w:position w:val="-6"/>
         </w:rPr>
         <w:object w:dxaOrig="460" w:dyaOrig="260" w14:anchorId="4CE2338F">
-          <v:shape id="_x0000_i1057" type="#_x0000_t75" alt="" style="width:23.5pt;height:13.5pt;mso-width-percent:0;mso-height-percent:0;mso-width-percent:0;mso-height-percent:0" o:ole="">
+          <v:shape id="_x0000_i1057" type="#_x0000_t75" alt="" style="width:23.55pt;height:13.3pt;mso-width-percent:0;mso-height-percent:0;mso-width-percent:0;mso-height-percent:0" o:ole="">
             <v:imagedata r:id="rId72" o:title=""/>
           </v:shape>
-          <o:OLEObject Type="Embed" ProgID="Equation.DSMT4" ShapeID="_x0000_i1057" DrawAspect="Content" ObjectID="_1808777188" r:id="rId73"/>
+          <o:OLEObject Type="Embed" ProgID="Equation.DSMT4" ShapeID="_x0000_i1057" DrawAspect="Content" ObjectID="_1826872657" r:id="rId73"/>
         </w:object>
       </w:r>
       <w:r>
@@ -17627,10 +17631,10 @@
           <w:position w:val="-6"/>
         </w:rPr>
         <w:object w:dxaOrig="1140" w:dyaOrig="240" w14:anchorId="7BABA6E3">
-          <v:shape id="_x0000_i1058" type="#_x0000_t75" style="width:57pt;height:11.5pt" o:ole="">
+          <v:shape id="_x0000_i1058" type="#_x0000_t75" style="width:57pt;height:11.55pt" o:ole="">
             <v:imagedata r:id="rId74" o:title=""/>
           </v:shape>
-          <o:OLEObject Type="Embed" ProgID="Equation.DSMT4" ShapeID="_x0000_i1058" DrawAspect="Content" ObjectID="_1808777189" r:id="rId75"/>
+          <o:OLEObject Type="Embed" ProgID="Equation.DSMT4" ShapeID="_x0000_i1058" DrawAspect="Content" ObjectID="_1826872658" r:id="rId75"/>
         </w:object>
       </w:r>
       <w:r>
@@ -17729,10 +17733,10 @@
           <w:position w:val="-4"/>
         </w:rPr>
         <w:object w:dxaOrig="1140" w:dyaOrig="220" w14:anchorId="032E4D93">
-          <v:shape id="_x0000_i1059" type="#_x0000_t75" style="width:57pt;height:11pt" o:ole="">
+          <v:shape id="_x0000_i1059" type="#_x0000_t75" style="width:57pt;height:11.15pt" o:ole="">
             <v:imagedata r:id="rId76" o:title=""/>
           </v:shape>
-          <o:OLEObject Type="Embed" ProgID="Equation.DSMT4" ShapeID="_x0000_i1059" DrawAspect="Content" ObjectID="_1808777190" r:id="rId77"/>
+          <o:OLEObject Type="Embed" ProgID="Equation.DSMT4" ShapeID="_x0000_i1059" DrawAspect="Content" ObjectID="_1826872659" r:id="rId77"/>
         </w:object>
       </w:r>
       <w:r>
